--- a/dijital/Kim11_tema-2-dijital-unite-sonu-sorulari.docx
+++ b/dijital/Kim11_tema-2-dijital-unite-sonu-sorulari.docx
@@ -6565,6 +6565,652 @@
           <w:lang w:val="tr-TR"/>
         </w:rPr>
         <w:t xml:space="preserve"> azaldığı için denge çözünme yönüne kayar.)</w:t>
+      </w:r>
+    </w:p>
+    <w:p>
+      <w:pPr>
+        <w:jc w:val="both"/>
+        <w:rPr>
+          <w:rFonts w:ascii="Times New Roman" w:hAnsi="Times New Roman" w:cs="Times New Roman"/>
+          <w:lang w:val="tr-TR"/>
+        </w:rPr>
+      </w:pPr>
+      <w:r>
+        <w:rPr>
+          <w:rFonts w:ascii="Times New Roman" w:hAnsi="Times New Roman" w:cs="Times New Roman"/>
+          <w:lang w:val="tr-TR"/>
+        </w:rPr>
+        <w:t xml:space="preserve">21. Aşağıdaki yapılandırılmış gridde 25 °C’de derişimi 0,10 M olan bazı sulu çözeltilerin çözünen maddeleri verilmiştir. Gridi kullanarak soruları yanıtlayınız.</w:t>
+      </w:r>
+    </w:p>
+    <w:tbl>
+      <w:tblPr>
+        <w:tblW w:w="9000" w:type="dxa"/>
+        <w:jc w:val="center"/>
+        <w:tblBorders>
+          <w:top w:val="single" w:sz="4" w:space="0" w:color="auto"/>
+          <w:left w:val="single" w:sz="4" w:space="0" w:color="auto"/>
+          <w:bottom w:val="single" w:sz="4" w:space="0" w:color="auto"/>
+          <w:right w:val="single" w:sz="4" w:space="0" w:color="auto"/>
+          <w:insideH w:val="single" w:sz="4" w:space="0" w:color="auto"/>
+          <w:insideV w:val="single" w:sz="4" w:space="0" w:color="auto"/>
+        </w:tblBorders>
+        <w:tblLayout w:type="fixed"/>
+        <w:tblLook w:val="04A0"/>
+      </w:tblPr>
+      <w:tblGrid>
+        <w:gridCol w:w="3000"/>
+        <w:gridCol w:w="3000"/>
+        <w:gridCol w:w="3000"/>
+      </w:tblGrid>
+      <w:tr>
+        <w:tc>
+          <w:tcPr>
+            <w:tcW w:w="3000" w:type="dxa"/>
+            <w:vAlign w:val="center"/>
+          </w:tcPr>
+          <w:p>
+            <w:pPr>
+              <w:jc w:val="center"/>
+              <w:rPr>
+                <w:rFonts w:ascii="Times New Roman" w:hAnsi="Times New Roman" w:cs="Times New Roman"/>
+                <w:lang w:val="tr-TR"/>
+              </w:rPr>
+            </w:pPr>
+            <w:r>
+              <w:rPr>
+                <w:rFonts w:ascii="Times New Roman" w:hAnsi="Times New Roman" w:cs="Times New Roman"/>
+                <w:lang w:val="tr-TR"/>
+              </w:rPr>
+              <w:t xml:space="preserve">1</w:t>
+            </w:r>
+          </w:p>
+          <w:p>
+            <w:pPr>
+              <w:jc w:val="center"/>
+              <w:rPr>
+                <w:rFonts w:ascii="Times New Roman" w:hAnsi="Times New Roman" w:cs="Times New Roman"/>
+                <w:lang w:val="tr-TR"/>
+              </w:rPr>
+            </w:pPr>
+            <w:r>
+              <w:rPr>
+                <w:rFonts w:ascii="Times New Roman" w:hAnsi="Times New Roman" w:cs="Times New Roman"/>
+                <w:lang w:val="tr-TR"/>
+              </w:rPr>
+              <w:t xml:space="preserve">HCl</w:t>
+            </w:r>
+          </w:p>
+        </w:tc>
+        <w:tc>
+          <w:tcPr>
+            <w:tcW w:w="3000" w:type="dxa"/>
+            <w:vAlign w:val="center"/>
+          </w:tcPr>
+          <w:p>
+            <w:pPr>
+              <w:jc w:val="center"/>
+              <w:rPr>
+                <w:rFonts w:ascii="Times New Roman" w:hAnsi="Times New Roman" w:cs="Times New Roman"/>
+                <w:lang w:val="tr-TR"/>
+              </w:rPr>
+            </w:pPr>
+            <w:r>
+              <w:rPr>
+                <w:rFonts w:ascii="Times New Roman" w:hAnsi="Times New Roman" w:cs="Times New Roman"/>
+                <w:lang w:val="tr-TR"/>
+              </w:rPr>
+              <w:t xml:space="preserve">2</w:t>
+            </w:r>
+          </w:p>
+          <w:p>
+            <w:pPr>
+              <w:jc w:val="center"/>
+              <w:rPr>
+                <w:rFonts w:ascii="Times New Roman" w:hAnsi="Times New Roman" w:cs="Times New Roman"/>
+                <w:lang w:val="tr-TR"/>
+              </w:rPr>
+            </w:pPr>
+            <w:r>
+              <w:rPr>
+                <w:rFonts w:ascii="Times New Roman" w:hAnsi="Times New Roman" w:cs="Times New Roman"/>
+                <w:lang w:val="tr-TR"/>
+              </w:rPr>
+              <w:t xml:space="preserve">CH</w:t>
+            </w:r>
+            <w:r>
+              <w:rPr>
+                <w:rFonts w:ascii="Times New Roman" w:hAnsi="Times New Roman" w:cs="Times New Roman"/>
+                <w:lang w:val="tr-TR"/>
+                <w:vertAlign w:val="subscript"/>
+              </w:rPr>
+              <w:t xml:space="preserve">3</w:t>
+            </w:r>
+            <w:r>
+              <w:rPr>
+                <w:rFonts w:ascii="Times New Roman" w:hAnsi="Times New Roman" w:cs="Times New Roman"/>
+                <w:lang w:val="tr-TR"/>
+              </w:rPr>
+              <w:t xml:space="preserve">COOH</w:t>
+            </w:r>
+          </w:p>
+        </w:tc>
+        <w:tc>
+          <w:tcPr>
+            <w:tcW w:w="3000" w:type="dxa"/>
+            <w:vAlign w:val="center"/>
+          </w:tcPr>
+          <w:p>
+            <w:pPr>
+              <w:jc w:val="center"/>
+              <w:rPr>
+                <w:rFonts w:ascii="Times New Roman" w:hAnsi="Times New Roman" w:cs="Times New Roman"/>
+                <w:lang w:val="tr-TR"/>
+              </w:rPr>
+            </w:pPr>
+            <w:r>
+              <w:rPr>
+                <w:rFonts w:ascii="Times New Roman" w:hAnsi="Times New Roman" w:cs="Times New Roman"/>
+                <w:lang w:val="tr-TR"/>
+              </w:rPr>
+              <w:t xml:space="preserve">3</w:t>
+            </w:r>
+          </w:p>
+          <w:p>
+            <w:pPr>
+              <w:jc w:val="center"/>
+              <w:rPr>
+                <w:rFonts w:ascii="Times New Roman" w:hAnsi="Times New Roman" w:cs="Times New Roman"/>
+                <w:lang w:val="tr-TR"/>
+              </w:rPr>
+            </w:pPr>
+            <w:r>
+              <w:rPr>
+                <w:rFonts w:ascii="Times New Roman" w:hAnsi="Times New Roman" w:cs="Times New Roman"/>
+                <w:lang w:val="tr-TR"/>
+              </w:rPr>
+              <w:t xml:space="preserve">NaOH</w:t>
+            </w:r>
+          </w:p>
+        </w:tc>
+      </w:tr>
+      <w:tr>
+        <w:trPr>
+          <w:trHeight w:val="900"/>
+        </w:trPr>
+        <w:tc>
+          <w:tcPr>
+            <w:tcW w:w="3000" w:type="dxa"/>
+            <w:vAlign w:val="center"/>
+          </w:tcPr>
+          <w:p>
+            <w:pPr>
+              <w:jc w:val="center"/>
+              <w:rPr>
+                <w:rFonts w:ascii="Times New Roman" w:hAnsi="Times New Roman" w:cs="Times New Roman"/>
+                <w:lang w:val="tr-TR"/>
+              </w:rPr>
+            </w:pPr>
+            <w:r>
+              <w:rPr>
+                <w:rFonts w:ascii="Times New Roman" w:hAnsi="Times New Roman" w:cs="Times New Roman"/>
+                <w:lang w:val="tr-TR"/>
+              </w:rPr>
+              <w:t xml:space="preserve">4</w:t>
+            </w:r>
+          </w:p>
+          <w:p>
+            <w:pPr>
+              <w:jc w:val="center"/>
+              <w:rPr>
+                <w:rFonts w:ascii="Times New Roman" w:hAnsi="Times New Roman" w:cs="Times New Roman"/>
+                <w:lang w:val="tr-TR"/>
+              </w:rPr>
+            </w:pPr>
+            <w:r>
+              <w:rPr>
+                <w:rFonts w:ascii="Times New Roman" w:hAnsi="Times New Roman" w:cs="Times New Roman"/>
+                <w:lang w:val="tr-TR"/>
+              </w:rPr>
+              <w:t xml:space="preserve">NH</w:t>
+            </w:r>
+            <w:r>
+              <w:rPr>
+                <w:rFonts w:ascii="Times New Roman" w:hAnsi="Times New Roman" w:cs="Times New Roman"/>
+                <w:lang w:val="tr-TR"/>
+                <w:vertAlign w:val="subscript"/>
+              </w:rPr>
+              <w:t xml:space="preserve">3</w:t>
+            </w:r>
+          </w:p>
+        </w:tc>
+        <w:tc>
+          <w:tcPr>
+            <w:tcW w:w="3000" w:type="dxa"/>
+            <w:vAlign w:val="center"/>
+          </w:tcPr>
+          <w:p>
+            <w:pPr>
+              <w:jc w:val="center"/>
+              <w:rPr>
+                <w:rFonts w:ascii="Times New Roman" w:hAnsi="Times New Roman" w:cs="Times New Roman"/>
+                <w:lang w:val="tr-TR"/>
+              </w:rPr>
+            </w:pPr>
+            <w:r>
+              <w:rPr>
+                <w:rFonts w:ascii="Times New Roman" w:hAnsi="Times New Roman" w:cs="Times New Roman"/>
+                <w:lang w:val="tr-TR"/>
+              </w:rPr>
+              <w:t xml:space="preserve">5</w:t>
+            </w:r>
+          </w:p>
+          <w:p>
+            <w:pPr>
+              <w:jc w:val="center"/>
+              <w:rPr>
+                <w:rFonts w:ascii="Times New Roman" w:hAnsi="Times New Roman" w:cs="Times New Roman"/>
+                <w:lang w:val="tr-TR"/>
+              </w:rPr>
+            </w:pPr>
+            <w:r>
+              <w:rPr>
+                <w:rFonts w:ascii="Times New Roman" w:hAnsi="Times New Roman" w:cs="Times New Roman"/>
+                <w:lang w:val="tr-TR"/>
+              </w:rPr>
+              <w:t xml:space="preserve">NaCl</w:t>
+            </w:r>
+          </w:p>
+        </w:tc>
+        <w:tc>
+          <w:tcPr>
+            <w:tcW w:w="3000" w:type="dxa"/>
+            <w:vAlign w:val="center"/>
+          </w:tcPr>
+          <w:p>
+            <w:pPr>
+              <w:jc w:val="center"/>
+              <w:rPr>
+                <w:rFonts w:ascii="Times New Roman" w:hAnsi="Times New Roman" w:cs="Times New Roman"/>
+                <w:lang w:val="tr-TR"/>
+              </w:rPr>
+            </w:pPr>
+            <w:r>
+              <w:rPr>
+                <w:rFonts w:ascii="Times New Roman" w:hAnsi="Times New Roman" w:cs="Times New Roman"/>
+                <w:lang w:val="tr-TR"/>
+              </w:rPr>
+              <w:t xml:space="preserve">6</w:t>
+            </w:r>
+          </w:p>
+          <w:p>
+            <w:pPr>
+              <w:jc w:val="center"/>
+              <w:rPr>
+                <w:rFonts w:ascii="Times New Roman" w:hAnsi="Times New Roman" w:cs="Times New Roman"/>
+                <w:lang w:val="tr-TR"/>
+              </w:rPr>
+            </w:pPr>
+            <w:r>
+              <w:rPr>
+                <w:rFonts w:ascii="Times New Roman" w:hAnsi="Times New Roman" w:cs="Times New Roman"/>
+                <w:lang w:val="tr-TR"/>
+              </w:rPr>
+              <w:t xml:space="preserve">HNO</w:t>
+            </w:r>
+            <w:r>
+              <w:rPr>
+                <w:rFonts w:ascii="Times New Roman" w:hAnsi="Times New Roman" w:cs="Times New Roman"/>
+                <w:lang w:val="tr-TR"/>
+                <w:vertAlign w:val="subscript"/>
+              </w:rPr>
+              <w:t xml:space="preserve">3</w:t>
+            </w:r>
+          </w:p>
+        </w:tc>
+      </w:tr>
+      <w:tr>
+        <w:trPr>
+          <w:trHeight w:val="900"/>
+        </w:trPr>
+        <w:tc>
+          <w:tcPr>
+            <w:tcW w:w="3000" w:type="dxa"/>
+            <w:vAlign w:val="center"/>
+          </w:tcPr>
+          <w:p>
+            <w:pPr>
+              <w:jc w:val="center"/>
+              <w:rPr>
+                <w:rFonts w:ascii="Times New Roman" w:hAnsi="Times New Roman" w:cs="Times New Roman"/>
+                <w:lang w:val="tr-TR"/>
+              </w:rPr>
+            </w:pPr>
+            <w:r>
+              <w:rPr>
+                <w:rFonts w:ascii="Times New Roman" w:hAnsi="Times New Roman" w:cs="Times New Roman"/>
+                <w:lang w:val="tr-TR"/>
+              </w:rPr>
+              <w:t xml:space="preserve">7</w:t>
+            </w:r>
+          </w:p>
+          <w:p>
+            <w:pPr>
+              <w:jc w:val="center"/>
+              <w:rPr>
+                <w:rFonts w:ascii="Times New Roman" w:hAnsi="Times New Roman" w:cs="Times New Roman"/>
+                <w:lang w:val="tr-TR"/>
+              </w:rPr>
+            </w:pPr>
+            <w:r>
+              <w:rPr>
+                <w:rFonts w:ascii="Times New Roman" w:hAnsi="Times New Roman" w:cs="Times New Roman"/>
+                <w:lang w:val="tr-TR"/>
+              </w:rPr>
+              <w:t xml:space="preserve">KOH</w:t>
+            </w:r>
+          </w:p>
+        </w:tc>
+        <w:tc>
+          <w:tcPr>
+            <w:tcW w:w="3000" w:type="dxa"/>
+            <w:vAlign w:val="center"/>
+          </w:tcPr>
+          <w:p>
+            <w:pPr>
+              <w:jc w:val="center"/>
+              <w:rPr>
+                <w:rFonts w:ascii="Times New Roman" w:hAnsi="Times New Roman" w:cs="Times New Roman"/>
+                <w:lang w:val="tr-TR"/>
+              </w:rPr>
+            </w:pPr>
+            <w:r>
+              <w:rPr>
+                <w:rFonts w:ascii="Times New Roman" w:hAnsi="Times New Roman" w:cs="Times New Roman"/>
+                <w:lang w:val="tr-TR"/>
+              </w:rPr>
+              <w:t xml:space="preserve">8</w:t>
+            </w:r>
+          </w:p>
+          <w:p>
+            <w:pPr>
+              <w:jc w:val="center"/>
+              <w:rPr>
+                <w:rFonts w:ascii="Times New Roman" w:hAnsi="Times New Roman" w:cs="Times New Roman"/>
+                <w:lang w:val="tr-TR"/>
+              </w:rPr>
+            </w:pPr>
+            <w:r>
+              <w:rPr>
+                <w:rFonts w:ascii="Times New Roman" w:hAnsi="Times New Roman" w:cs="Times New Roman"/>
+                <w:lang w:val="tr-TR"/>
+              </w:rPr>
+              <w:t xml:space="preserve">HCN</w:t>
+            </w:r>
+          </w:p>
+        </w:tc>
+        <w:tc>
+          <w:tcPr>
+            <w:tcW w:w="3000" w:type="dxa"/>
+            <w:vAlign w:val="center"/>
+          </w:tcPr>
+          <w:p>
+            <w:pPr>
+              <w:jc w:val="center"/>
+              <w:rPr>
+                <w:rFonts w:ascii="Times New Roman" w:hAnsi="Times New Roman" w:cs="Times New Roman"/>
+                <w:lang w:val="tr-TR"/>
+              </w:rPr>
+            </w:pPr>
+            <w:r>
+              <w:rPr>
+                <w:rFonts w:ascii="Times New Roman" w:hAnsi="Times New Roman" w:cs="Times New Roman"/>
+                <w:lang w:val="tr-TR"/>
+              </w:rPr>
+              <w:t xml:space="preserve">9</w:t>
+            </w:r>
+          </w:p>
+          <w:p>
+            <w:pPr>
+              <w:jc w:val="center"/>
+              <w:rPr>
+                <w:rFonts w:ascii="Times New Roman" w:hAnsi="Times New Roman" w:cs="Times New Roman"/>
+                <w:lang w:val="tr-TR"/>
+              </w:rPr>
+            </w:pPr>
+            <w:r>
+              <w:rPr>
+                <w:rFonts w:ascii="Times New Roman" w:hAnsi="Times New Roman" w:cs="Times New Roman"/>
+                <w:lang w:val="tr-TR"/>
+              </w:rPr>
+              <w:t xml:space="preserve">KNO</w:t>
+            </w:r>
+            <w:r>
+              <w:rPr>
+                <w:rFonts w:ascii="Times New Roman" w:hAnsi="Times New Roman" w:cs="Times New Roman"/>
+                <w:lang w:val="tr-TR"/>
+                <w:vertAlign w:val="subscript"/>
+              </w:rPr>
+              <w:t xml:space="preserve">3</w:t>
+            </w:r>
+          </w:p>
+        </w:tc>
+      </w:tr>
+    </w:tbl>
+    <w:p>
+      <w:pPr>
+        <w:jc w:val="both"/>
+        <w:rPr>
+          <w:rFonts w:ascii="Times New Roman" w:hAnsi="Times New Roman" w:cs="Times New Roman"/>
+          <w:lang w:val="tr-TR"/>
+        </w:rPr>
+      </w:pPr>
+      <w:r>
+        <w:rPr>
+          <w:rFonts w:ascii="Times New Roman" w:hAnsi="Times New Roman" w:cs="Times New Roman"/>
+          <w:lang w:val="tr-TR"/>
+        </w:rPr>
+        <w:t xml:space="preserve">a) Kuvvetli asit çözeltileri hangileridir?</w:t>
+      </w:r>
+    </w:p>
+    <w:p>
+      <w:pPr>
+        <w:ind w:left="720"/>
+        <w:jc w:val="both"/>
+        <w:rPr>
+          <w:rFonts w:ascii="Times New Roman" w:hAnsi="Times New Roman" w:cs="Times New Roman"/>
+          <w:lang w:val="tr-TR"/>
+        </w:rPr>
+      </w:pPr>
+      <w:r>
+        <w:rPr>
+          <w:rFonts w:ascii="Times New Roman" w:hAnsi="Times New Roman" w:cs="Times New Roman"/>
+          <w:lang w:val="tr-TR"/>
+        </w:rPr>
+        <w:t xml:space="preserve">……………………………………………………………………………………………</w:t>
+      </w:r>
+    </w:p>
+    <w:p>
+      <w:pPr>
+        <w:jc w:val="both"/>
+        <w:rPr>
+          <w:rFonts w:ascii="Times New Roman" w:hAnsi="Times New Roman" w:cs="Times New Roman"/>
+          <w:lang w:val="tr-TR"/>
+        </w:rPr>
+      </w:pPr>
+      <w:r>
+        <w:rPr>
+          <w:rFonts w:ascii="Times New Roman" w:hAnsi="Times New Roman" w:cs="Times New Roman"/>
+          <w:lang w:val="tr-TR"/>
+        </w:rPr>
+        <w:t xml:space="preserve">b) Zayıf asit çözeltileri hangileridir?</w:t>
+      </w:r>
+    </w:p>
+    <w:p>
+      <w:pPr>
+        <w:ind w:left="720"/>
+        <w:jc w:val="both"/>
+        <w:rPr>
+          <w:rFonts w:ascii="Times New Roman" w:hAnsi="Times New Roman" w:cs="Times New Roman"/>
+          <w:lang w:val="tr-TR"/>
+        </w:rPr>
+      </w:pPr>
+      <w:r>
+        <w:rPr>
+          <w:rFonts w:ascii="Times New Roman" w:hAnsi="Times New Roman" w:cs="Times New Roman"/>
+          <w:lang w:val="tr-TR"/>
+        </w:rPr>
+        <w:t xml:space="preserve">……………………………………………………………………………………………</w:t>
+      </w:r>
+    </w:p>
+    <w:p>
+      <w:pPr>
+        <w:jc w:val="both"/>
+        <w:rPr>
+          <w:rFonts w:ascii="Times New Roman" w:hAnsi="Times New Roman" w:cs="Times New Roman"/>
+          <w:lang w:val="tr-TR"/>
+        </w:rPr>
+      </w:pPr>
+      <w:r>
+        <w:rPr>
+          <w:rFonts w:ascii="Times New Roman" w:hAnsi="Times New Roman" w:cs="Times New Roman"/>
+          <w:lang w:val="tr-TR"/>
+        </w:rPr>
+        <w:t xml:space="preserve">c) Kuvvetli baz çözeltileri hangileridir?</w:t>
+      </w:r>
+    </w:p>
+    <w:p>
+      <w:pPr>
+        <w:ind w:left="720"/>
+        <w:jc w:val="both"/>
+        <w:rPr>
+          <w:rFonts w:ascii="Times New Roman" w:hAnsi="Times New Roman" w:cs="Times New Roman"/>
+          <w:lang w:val="tr-TR"/>
+        </w:rPr>
+      </w:pPr>
+      <w:r>
+        <w:rPr>
+          <w:rFonts w:ascii="Times New Roman" w:hAnsi="Times New Roman" w:cs="Times New Roman"/>
+          <w:lang w:val="tr-TR"/>
+        </w:rPr>
+        <w:t xml:space="preserve">……………………………………………………………………………………………</w:t>
+      </w:r>
+    </w:p>
+    <w:p>
+      <w:pPr>
+        <w:jc w:val="both"/>
+        <w:rPr>
+          <w:rFonts w:ascii="Times New Roman" w:hAnsi="Times New Roman" w:cs="Times New Roman"/>
+          <w:lang w:val="tr-TR"/>
+        </w:rPr>
+      </w:pPr>
+      <w:r>
+        <w:rPr>
+          <w:rFonts w:ascii="Times New Roman" w:hAnsi="Times New Roman" w:cs="Times New Roman"/>
+          <w:lang w:val="tr-TR"/>
+        </w:rPr>
+        <w:t xml:space="preserve">ç) Zayıf baz çözeltisi hangisidir?</w:t>
+      </w:r>
+    </w:p>
+    <w:p>
+      <w:pPr>
+        <w:ind w:left="720"/>
+        <w:jc w:val="both"/>
+        <w:rPr>
+          <w:rFonts w:ascii="Times New Roman" w:hAnsi="Times New Roman" w:cs="Times New Roman"/>
+          <w:lang w:val="tr-TR"/>
+        </w:rPr>
+      </w:pPr>
+      <w:r>
+        <w:rPr>
+          <w:rFonts w:ascii="Times New Roman" w:hAnsi="Times New Roman" w:cs="Times New Roman"/>
+          <w:lang w:val="tr-TR"/>
+        </w:rPr>
+        <w:t xml:space="preserve">……………………………………………………………………………………………</w:t>
+      </w:r>
+    </w:p>
+    <w:p>
+      <w:pPr>
+        <w:jc w:val="both"/>
+        <w:rPr>
+          <w:rFonts w:ascii="Times New Roman" w:hAnsi="Times New Roman" w:cs="Times New Roman"/>
+          <w:lang w:val="tr-TR"/>
+        </w:rPr>
+      </w:pPr>
+      <w:r>
+        <w:rPr>
+          <w:rFonts w:ascii="Times New Roman" w:hAnsi="Times New Roman" w:cs="Times New Roman"/>
+          <w:lang w:val="tr-TR"/>
+        </w:rPr>
+        <w:t xml:space="preserve">d) pH değeri 7 olan çözeltiler hangileridir?</w:t>
+      </w:r>
+    </w:p>
+    <w:p>
+      <w:pPr>
+        <w:ind w:left="720"/>
+        <w:jc w:val="both"/>
+        <w:rPr>
+          <w:rFonts w:ascii="Times New Roman" w:hAnsi="Times New Roman" w:cs="Times New Roman"/>
+          <w:lang w:val="tr-TR"/>
+        </w:rPr>
+      </w:pPr>
+      <w:r>
+        <w:rPr>
+          <w:rFonts w:ascii="Times New Roman" w:hAnsi="Times New Roman" w:cs="Times New Roman"/>
+          <w:lang w:val="tr-TR"/>
+        </w:rPr>
+        <w:t xml:space="preserve">……………………………………………………………………………………………</w:t>
+      </w:r>
+    </w:p>
+    <w:p>
+      <w:pPr>
+        <w:jc w:val="both"/>
+        <w:rPr>
+          <w:rFonts w:ascii="Times New Roman" w:hAnsi="Times New Roman" w:cs="Times New Roman"/>
+          <w:lang w:val="tr-TR"/>
+        </w:rPr>
+      </w:pPr>
+      <w:r>
+        <w:rPr>
+          <w:rFonts w:ascii="Times New Roman" w:hAnsi="Times New Roman" w:cs="Times New Roman"/>
+          <w:lang w:val="tr-TR"/>
+        </w:rPr>
+        <w:t xml:space="preserve">e) Eşit hacimleri karıştırıldığında pH değeri 7 olan bir çözelti oluşturan kuvvetli asit-kuvvetli baz çiftlerini yazınız.</w:t>
+      </w:r>
+    </w:p>
+    <w:p>
+      <w:pPr>
+        <w:ind w:left="720"/>
+        <w:jc w:val="both"/>
+        <w:rPr>
+          <w:rFonts w:ascii="Times New Roman" w:hAnsi="Times New Roman" w:cs="Times New Roman"/>
+          <w:lang w:val="tr-TR"/>
+        </w:rPr>
+      </w:pPr>
+      <w:r>
+        <w:rPr>
+          <w:rFonts w:ascii="Times New Roman" w:hAnsi="Times New Roman" w:cs="Times New Roman"/>
+          <w:lang w:val="tr-TR"/>
+        </w:rPr>
+        <w:t xml:space="preserve">……………………………………………………………………………………………</w:t>
+      </w:r>
+    </w:p>
+    <w:p>
+      <w:pPr>
+        <w:ind w:left="720"/>
+        <w:jc w:val="both"/>
+        <w:rPr>
+          <w:rFonts w:ascii="Times New Roman" w:hAnsi="Times New Roman" w:cs="Times New Roman"/>
+          <w:lang w:val="tr-TR"/>
+        </w:rPr>
+      </w:pPr>
+      <w:r>
+        <w:rPr>
+          <w:rFonts w:ascii="Times New Roman" w:hAnsi="Times New Roman" w:cs="Times New Roman"/>
+          <w:color w:val="FF0000"/>
+          <w:lang w:val="tr-TR"/>
+        </w:rPr>
+        <w:t xml:space="preserve">Cevap: a) 1, 6  b) 2, 8  c) 3, 7  ç) 4  d) 5, 9  e) 1-3, 1-7, 6-3, 6-7</w:t>
       </w:r>
     </w:p>
     <w:p>

--- a/dijital/Kim11_tema-2-dijital-unite-sonu-sorulari.docx
+++ b/dijital/Kim11_tema-2-dijital-unite-sonu-sorulari.docx
@@ -984,16 +984,21 @@
     <w:p>
       <w:pPr>
         <w:pStyle w:val="ListParagraph"/>
-        <w:numPr>
-          <w:ilvl w:val="0"/>
-          <w:numId w:val="51"/>
-        </w:numPr>
+        <w:ind w:left="1080" w:hanging="360"/>
         <w:jc w:val="both"/>
         <w:rPr>
           <w:rFonts w:ascii="Times New Roman" w:hAnsi="Times New Roman" w:cs="Times New Roman"/>
           <w:lang w:val="tr-TR"/>
         </w:rPr>
       </w:pPr>
+      <w:r>
+        <w:rPr>
+          <w:rFonts w:ascii="Times New Roman" w:hAnsi="Times New Roman" w:cs="Times New Roman"/>
+          <w:lang w:val="tr-TR"/>
+        </w:rPr>
+        <w:t xml:space="preserve">a.</w:t>
+        <w:tab/>
+      </w:r>
       <w:r>
         <w:rPr>
           <w:rFonts w:ascii="Times New Roman" w:hAnsi="Times New Roman" w:cs="Times New Roman"/>
@@ -1052,16 +1057,21 @@
     <w:p>
       <w:pPr>
         <w:pStyle w:val="ListParagraph"/>
-        <w:numPr>
-          <w:ilvl w:val="0"/>
-          <w:numId w:val="51"/>
-        </w:numPr>
+        <w:ind w:left="1080" w:hanging="360"/>
         <w:jc w:val="both"/>
         <w:rPr>
           <w:rFonts w:ascii="Times New Roman" w:hAnsi="Times New Roman" w:cs="Times New Roman"/>
           <w:lang w:val="tr-TR"/>
         </w:rPr>
       </w:pPr>
+      <w:r>
+        <w:rPr>
+          <w:rFonts w:ascii="Times New Roman" w:hAnsi="Times New Roman" w:cs="Times New Roman"/>
+          <w:lang w:val="tr-TR"/>
+        </w:rPr>
+        <w:t xml:space="preserve">b.</w:t>
+        <w:tab/>
+      </w:r>
       <w:r>
         <w:rPr>
           <w:rFonts w:ascii="Times New Roman" w:hAnsi="Times New Roman" w:cs="Times New Roman"/>
@@ -1150,16 +1160,21 @@
     <w:p>
       <w:pPr>
         <w:pStyle w:val="ListParagraph"/>
-        <w:numPr>
-          <w:ilvl w:val="0"/>
-          <w:numId w:val="51"/>
-        </w:numPr>
+        <w:ind w:left="1080" w:hanging="360"/>
         <w:jc w:val="both"/>
         <w:rPr>
           <w:rFonts w:ascii="Times New Roman" w:hAnsi="Times New Roman" w:cs="Times New Roman"/>
           <w:lang w:val="tr-TR"/>
         </w:rPr>
       </w:pPr>
+      <w:r>
+        <w:rPr>
+          <w:rFonts w:ascii="Times New Roman" w:hAnsi="Times New Roman" w:cs="Times New Roman"/>
+          <w:lang w:val="tr-TR"/>
+        </w:rPr>
+        <w:t xml:space="preserve">c.</w:t>
+        <w:tab/>
+      </w:r>
       <w:r>
         <w:rPr>
           <w:rFonts w:ascii="Times New Roman" w:hAnsi="Times New Roman" w:cs="Times New Roman"/>
@@ -1268,7 +1283,7 @@
           <w:color w:val="FF0000"/>
           <w:lang w:val="tr-TR"/>
         </w:rPr>
-        <w:t xml:space="preserve">Cevap: a) K</w:t>
+        <w:t xml:space="preserve">Cevap: a. K</w:t>
       </w:r>
       <w:r>
         <w:rPr>
@@ -1302,7 +1317,7 @@
           <w:color w:val="FF0000"/>
           <w:lang w:val="tr-TR"/>
         </w:rPr>
-        <w:t xml:space="preserve">][HCl]  b) K</w:t>
+        <w:t xml:space="preserve">][HCl]  b. K</w:t>
       </w:r>
       <w:r>
         <w:rPr>
@@ -1387,7 +1402,7 @@
           <w:color w:val="FF0000"/>
           <w:lang w:val="tr-TR"/>
         </w:rPr>
-        <w:t xml:space="preserve">  c) K</w:t>
+        <w:t xml:space="preserve">  c. K</w:t>
       </w:r>
       <w:r>
         <w:rPr>
@@ -2681,16 +2696,21 @@
     <w:p>
       <w:pPr>
         <w:pStyle w:val="ListParagraph"/>
-        <w:numPr>
-          <w:ilvl w:val="0"/>
-          <w:numId w:val="52"/>
-        </w:numPr>
+        <w:ind w:left="1080" w:hanging="360"/>
         <w:jc w:val="both"/>
         <w:rPr>
           <w:rFonts w:ascii="Times New Roman" w:hAnsi="Times New Roman" w:cs="Times New Roman"/>
           <w:lang w:val="tr-TR"/>
         </w:rPr>
       </w:pPr>
+      <w:r>
+        <w:rPr>
+          <w:rFonts w:ascii="Times New Roman" w:hAnsi="Times New Roman" w:cs="Times New Roman"/>
+          <w:lang w:val="tr-TR"/>
+        </w:rPr>
+        <w:t xml:space="preserve">a.</w:t>
+        <w:tab/>
+      </w:r>
       <w:r>
         <w:rPr>
           <w:rFonts w:ascii="Times New Roman" w:hAnsi="Times New Roman" w:cs="Times New Roman"/>
@@ -2719,16 +2739,21 @@
     <w:p>
       <w:pPr>
         <w:pStyle w:val="ListParagraph"/>
-        <w:numPr>
-          <w:ilvl w:val="0"/>
-          <w:numId w:val="52"/>
-        </w:numPr>
+        <w:ind w:left="1080" w:hanging="360"/>
         <w:jc w:val="both"/>
         <w:rPr>
           <w:rFonts w:ascii="Times New Roman" w:hAnsi="Times New Roman" w:cs="Times New Roman"/>
           <w:lang w:val="tr-TR"/>
         </w:rPr>
       </w:pPr>
+      <w:r>
+        <w:rPr>
+          <w:rFonts w:ascii="Times New Roman" w:hAnsi="Times New Roman" w:cs="Times New Roman"/>
+          <w:lang w:val="tr-TR"/>
+        </w:rPr>
+        <w:t xml:space="preserve">b.</w:t>
+        <w:tab/>
+      </w:r>
       <w:r>
         <w:rPr>
           <w:rFonts w:ascii="Times New Roman" w:hAnsi="Times New Roman" w:cs="Times New Roman"/>
@@ -2787,16 +2812,21 @@
     <w:p>
       <w:pPr>
         <w:pStyle w:val="ListParagraph"/>
-        <w:numPr>
-          <w:ilvl w:val="0"/>
-          <w:numId w:val="52"/>
-        </w:numPr>
+        <w:ind w:left="1080" w:hanging="360"/>
         <w:jc w:val="both"/>
         <w:rPr>
           <w:rFonts w:ascii="Times New Roman" w:hAnsi="Times New Roman" w:cs="Times New Roman"/>
           <w:lang w:val="tr-TR"/>
         </w:rPr>
       </w:pPr>
+      <w:r>
+        <w:rPr>
+          <w:rFonts w:ascii="Times New Roman" w:hAnsi="Times New Roman" w:cs="Times New Roman"/>
+          <w:lang w:val="tr-TR"/>
+        </w:rPr>
+        <w:t xml:space="preserve">c.</w:t>
+        <w:tab/>
+      </w:r>
       <w:r>
         <w:rPr>
           <w:rFonts w:ascii="Times New Roman" w:hAnsi="Times New Roman" w:cs="Times New Roman"/>
@@ -2837,7 +2867,7 @@
           <w:color w:val="FF0000"/>
           <w:lang w:val="tr-TR"/>
         </w:rPr>
-        <w:t xml:space="preserve">Cevap: a) Sıcaklık artınca K</w:t>
+        <w:t xml:space="preserve">Cevap: a. Sıcaklık artınca K</w:t>
       </w:r>
       <w:r>
         <w:rPr>
@@ -4241,16 +4271,21 @@
     <w:p>
       <w:pPr>
         <w:pStyle w:val="ListParagraph"/>
-        <w:numPr>
-          <w:ilvl w:val="0"/>
-          <w:numId w:val="53"/>
-        </w:numPr>
+        <w:ind w:left="1080" w:hanging="360"/>
         <w:jc w:val="both"/>
         <w:rPr>
           <w:rFonts w:ascii="Times New Roman" w:hAnsi="Times New Roman" w:cs="Times New Roman"/>
           <w:lang w:val="tr-TR"/>
         </w:rPr>
       </w:pPr>
+      <w:r>
+        <w:rPr>
+          <w:rFonts w:ascii="Times New Roman" w:hAnsi="Times New Roman" w:cs="Times New Roman"/>
+          <w:lang w:val="tr-TR"/>
+        </w:rPr>
+        <w:t xml:space="preserve">a.</w:t>
+        <w:tab/>
+      </w:r>
       <w:r>
         <w:rPr>
           <w:rFonts w:ascii="Times New Roman" w:hAnsi="Times New Roman" w:cs="Times New Roman"/>
@@ -4294,16 +4329,21 @@
     <w:p>
       <w:pPr>
         <w:pStyle w:val="ListParagraph"/>
-        <w:numPr>
-          <w:ilvl w:val="0"/>
-          <w:numId w:val="53"/>
-        </w:numPr>
+        <w:ind w:left="1080" w:hanging="360"/>
         <w:jc w:val="both"/>
         <w:rPr>
           <w:rFonts w:ascii="Times New Roman" w:hAnsi="Times New Roman" w:cs="Times New Roman"/>
           <w:lang w:val="tr-TR"/>
         </w:rPr>
       </w:pPr>
+      <w:r>
+        <w:rPr>
+          <w:rFonts w:ascii="Times New Roman" w:hAnsi="Times New Roman" w:cs="Times New Roman"/>
+          <w:lang w:val="tr-TR"/>
+        </w:rPr>
+        <w:t xml:space="preserve">b.</w:t>
+        <w:tab/>
+      </w:r>
       <w:r>
         <w:rPr>
           <w:rFonts w:ascii="Times New Roman" w:hAnsi="Times New Roman" w:cs="Times New Roman"/>
@@ -4332,16 +4372,21 @@
     <w:p>
       <w:pPr>
         <w:pStyle w:val="ListParagraph"/>
-        <w:numPr>
-          <w:ilvl w:val="0"/>
-          <w:numId w:val="53"/>
-        </w:numPr>
+        <w:ind w:left="1080" w:hanging="360"/>
         <w:jc w:val="both"/>
         <w:rPr>
           <w:rFonts w:ascii="Times New Roman" w:hAnsi="Times New Roman" w:cs="Times New Roman"/>
           <w:lang w:val="tr-TR"/>
         </w:rPr>
       </w:pPr>
+      <w:r>
+        <w:rPr>
+          <w:rFonts w:ascii="Times New Roman" w:hAnsi="Times New Roman" w:cs="Times New Roman"/>
+          <w:lang w:val="tr-TR"/>
+        </w:rPr>
+        <w:t xml:space="preserve">c.</w:t>
+        <w:tab/>
+      </w:r>
       <w:r>
         <w:rPr>
           <w:rFonts w:ascii="Times New Roman" w:hAnsi="Times New Roman" w:cs="Times New Roman"/>
@@ -4382,7 +4427,7 @@
           <w:color w:val="FF0000"/>
           <w:lang w:val="tr-TR"/>
         </w:rPr>
-        <w:t xml:space="preserve">Cevap: a) HCOOH: [H</w:t>
+        <w:t xml:space="preserve">Cevap: a. HCOOH: [H</w:t>
       </w:r>
       <w:r>
         <w:rPr>
@@ -4653,16 +4698,21 @@
     <w:p>
       <w:pPr>
         <w:pStyle w:val="ListParagraph"/>
-        <w:numPr>
-          <w:ilvl w:val="0"/>
-          <w:numId w:val="54"/>
-        </w:numPr>
+        <w:ind w:left="1080" w:hanging="360"/>
         <w:jc w:val="both"/>
         <w:rPr>
           <w:rFonts w:ascii="Times New Roman" w:hAnsi="Times New Roman" w:cs="Times New Roman"/>
           <w:lang w:val="tr-TR"/>
         </w:rPr>
       </w:pPr>
+      <w:r>
+        <w:rPr>
+          <w:rFonts w:ascii="Times New Roman" w:hAnsi="Times New Roman" w:cs="Times New Roman"/>
+          <w:lang w:val="tr-TR"/>
+        </w:rPr>
+        <w:t xml:space="preserve">a.</w:t>
+        <w:tab/>
+      </w:r>
       <w:r>
         <w:rPr>
           <w:rFonts w:ascii="Times New Roman" w:hAnsi="Times New Roman" w:cs="Times New Roman"/>
@@ -4674,16 +4724,21 @@
     <w:p>
       <w:pPr>
         <w:pStyle w:val="ListParagraph"/>
-        <w:numPr>
-          <w:ilvl w:val="0"/>
-          <w:numId w:val="54"/>
-        </w:numPr>
+        <w:ind w:left="1080" w:hanging="360"/>
         <w:jc w:val="both"/>
         <w:rPr>
           <w:rFonts w:ascii="Times New Roman" w:hAnsi="Times New Roman" w:cs="Times New Roman"/>
           <w:lang w:val="tr-TR"/>
         </w:rPr>
       </w:pPr>
+      <w:r>
+        <w:rPr>
+          <w:rFonts w:ascii="Times New Roman" w:hAnsi="Times New Roman" w:cs="Times New Roman"/>
+          <w:lang w:val="tr-TR"/>
+        </w:rPr>
+        <w:t xml:space="preserve">b.</w:t>
+        <w:tab/>
+      </w:r>
       <w:r>
         <w:rPr>
           <w:rFonts w:ascii="Times New Roman" w:hAnsi="Times New Roman" w:cs="Times New Roman"/>
@@ -4750,7 +4805,7 @@
           <w:color w:val="FF0000"/>
           <w:lang w:val="tr-TR"/>
         </w:rPr>
-        <w:t xml:space="preserve">Cevap: a) [OH</w:t>
+        <w:t xml:space="preserve">Cevap: a. [OH</w:t>
       </w:r>
       <w:r>
         <w:rPr>
@@ -5682,16 +5737,21 @@
     <w:p>
       <w:pPr>
         <w:pStyle w:val="ListParagraph"/>
-        <w:numPr>
-          <w:ilvl w:val="0"/>
-          <w:numId w:val="55"/>
-        </w:numPr>
+        <w:ind w:left="1080" w:hanging="360"/>
         <w:jc w:val="both"/>
         <w:rPr>
           <w:rFonts w:ascii="Times New Roman" w:hAnsi="Times New Roman" w:cs="Times New Roman"/>
           <w:lang w:val="tr-TR"/>
         </w:rPr>
       </w:pPr>
+      <w:r>
+        <w:rPr>
+          <w:rFonts w:ascii="Times New Roman" w:hAnsi="Times New Roman" w:cs="Times New Roman"/>
+          <w:lang w:val="tr-TR"/>
+        </w:rPr>
+        <w:t xml:space="preserve">a.</w:t>
+        <w:tab/>
+      </w:r>
       <w:r>
         <w:rPr>
           <w:rFonts w:ascii="Times New Roman" w:hAnsi="Times New Roman" w:cs="Times New Roman"/>
@@ -5737,16 +5797,21 @@
     <w:p>
       <w:pPr>
         <w:pStyle w:val="ListParagraph"/>
-        <w:numPr>
-          <w:ilvl w:val="0"/>
-          <w:numId w:val="55"/>
-        </w:numPr>
+        <w:ind w:left="1080" w:hanging="360"/>
         <w:jc w:val="both"/>
         <w:rPr>
           <w:rFonts w:ascii="Times New Roman" w:hAnsi="Times New Roman" w:cs="Times New Roman"/>
           <w:lang w:val="tr-TR"/>
         </w:rPr>
       </w:pPr>
+      <w:r>
+        <w:rPr>
+          <w:rFonts w:ascii="Times New Roman" w:hAnsi="Times New Roman" w:cs="Times New Roman"/>
+          <w:lang w:val="tr-TR"/>
+        </w:rPr>
+        <w:t xml:space="preserve">b.</w:t>
+        <w:tab/>
+      </w:r>
       <w:r>
         <w:rPr>
           <w:rFonts w:ascii="Times New Roman" w:hAnsi="Times New Roman" w:cs="Times New Roman"/>
@@ -5804,7 +5869,7 @@
           <w:color w:val="FF0000"/>
           <w:lang w:val="tr-TR"/>
         </w:rPr>
-        <w:t xml:space="preserve">Cevap: a) pH değeri cildin doğal pH’ına en yakın olan sıvı yüz temizleyici (pH 5,5) önerilir; cildin asidik koruyucu tabakasını bozmaz. b) Önerme mantıksal olarak hatalıdır. Çamaşır suyu çok baziktir ve yakıcıdır; cildi tahriş eder, koruyucu tabakayı bozar. Mikrop öldürme amacı ürünü güvenli kılmaz; el yıkamada cilde uygun sabunlar kullanılmalıdır.</w:t>
+        <w:t xml:space="preserve">Cevap: a. pH değeri cildin doğal pH’ına en yakın olan sıvı yüz temizleyici (pH 5,5) önerilir; cildin asidik koruyucu tabakasını bozmaz. b) Önerme mantıksal olarak hatalıdır. Çamaşır suyu çok baziktir ve yakıcıdır; cildi tahriş eder, koruyucu tabakayı bozar. Mikrop öldürme amacı ürünü güvenli kılmaz; el yıkamada cilde uygun sabunlar kullanılmalıdır.</w:t>
       </w:r>
     </w:p>
     <w:tbl>
@@ -7010,7 +7075,7 @@
           <w:rFonts w:ascii="Times New Roman" w:hAnsi="Times New Roman" w:cs="Times New Roman"/>
           <w:lang w:val="tr-TR"/>
         </w:rPr>
-        <w:t xml:space="preserve">a) Kuvvetli asit çözeltileri hangileridir?</w:t>
+        <w:t xml:space="preserve">a. Kuvvetli asit çözeltileri hangileridir?</w:t>
       </w:r>
     </w:p>
     <w:p>
@@ -7043,7 +7108,7 @@
           <w:rFonts w:ascii="Times New Roman" w:hAnsi="Times New Roman" w:cs="Times New Roman"/>
           <w:lang w:val="tr-TR"/>
         </w:rPr>
-        <w:t xml:space="preserve">b) Zayıf asit çözeltileri hangileridir?</w:t>
+        <w:t xml:space="preserve">b. Zayıf asit çözeltileri hangileridir?</w:t>
       </w:r>
     </w:p>
     <w:p>
@@ -7076,7 +7141,7 @@
           <w:rFonts w:ascii="Times New Roman" w:hAnsi="Times New Roman" w:cs="Times New Roman"/>
           <w:lang w:val="tr-TR"/>
         </w:rPr>
-        <w:t xml:space="preserve">c) Kuvvetli baz çözeltileri hangileridir?</w:t>
+        <w:t xml:space="preserve">c. Kuvvetli baz çözeltileri hangileridir?</w:t>
       </w:r>
     </w:p>
     <w:p>
@@ -7109,7 +7174,7 @@
           <w:rFonts w:ascii="Times New Roman" w:hAnsi="Times New Roman" w:cs="Times New Roman"/>
           <w:lang w:val="tr-TR"/>
         </w:rPr>
-        <w:t xml:space="preserve">ç) Zayıf baz çözeltisi hangisidir?</w:t>
+        <w:t xml:space="preserve">ç. Zayıf baz çözeltisi hangisidir?</w:t>
       </w:r>
     </w:p>
     <w:p>
@@ -7142,7 +7207,7 @@
           <w:rFonts w:ascii="Times New Roman" w:hAnsi="Times New Roman" w:cs="Times New Roman"/>
           <w:lang w:val="tr-TR"/>
         </w:rPr>
-        <w:t xml:space="preserve">d) pH değeri 7 olan çözeltiler hangileridir?</w:t>
+        <w:t xml:space="preserve">d. pH değeri 7 olan çözeltiler hangileridir?</w:t>
       </w:r>
     </w:p>
     <w:p>
@@ -7175,7 +7240,7 @@
           <w:rFonts w:ascii="Times New Roman" w:hAnsi="Times New Roman" w:cs="Times New Roman"/>
           <w:lang w:val="tr-TR"/>
         </w:rPr>
-        <w:t xml:space="preserve">e) Eşit hacimleri karıştırıldığında pH değeri 7 olan bir çözelti oluşturan kuvvetli asit-kuvvetli baz çiftlerini yazınız.</w:t>
+        <w:t xml:space="preserve">e. Eşit hacimleri karıştırıldığında pH değeri 7 olan bir çözelti oluşturan kuvvetli asit-kuvvetli baz çiftlerini yazınız.</w:t>
       </w:r>
     </w:p>
     <w:p>
@@ -7210,7 +7275,7 @@
           <w:color w:val="FF0000"/>
           <w:lang w:val="tr-TR"/>
         </w:rPr>
-        <w:t xml:space="preserve">Cevap: a) 1, 6  b) 2, 8  c) 3, 7  ç) 4  d) 5, 9  e) 1-3, 1-7, 6-3, 6-7</w:t>
+        <w:t xml:space="preserve">Cevap: a. 1, 6  b. 2, 8  c. 3, 7  ç. 4  d. 5, 9  e. 1-3, 1-7, 6-3, 6-7</w:t>
       </w:r>
     </w:p>
     <w:p>

--- a/dijital/Kim11_tema-2-dijital-unite-sonu-sorulari.docx
+++ b/dijital/Kim11_tema-2-dijital-unite-sonu-sorulari.docx
@@ -280,85 +280,59 @@
         <w:t xml:space="preserve">Öğretmen çözeltiyi üç tüpe paylaştırıyor. Birinci tüpü sıcak su banyosuna koyduğunda çözeltinin maviye döndüğünü, tüpü buzlu suya aldığında yeniden pembeleştiğini gözlemliyor. İkinci tüpe derişik HCl çözeltisi damlattığında çözelti maviye dönüyor. Üçüncü tüpe ise saf su eklediğinde pembe rengin açıldığını görüyor.</w:t>
       </w:r>
     </w:p>
-    <w:tbl>
-      <w:tblPr>
-        <w:tblW w:w="9000" w:type="dxa"/>
+    <w:p>
+      <w:pPr>
         <w:jc w:val="center"/>
-        <w:tblBorders>
-          <w:top w:val="single" w:sz="8" w:space="0" w:color="7F7F7F"/>
-          <w:left w:val="single" w:sz="8" w:space="0" w:color="7F7F7F"/>
-          <w:bottom w:val="single" w:sz="8" w:space="0" w:color="7F7F7F"/>
-          <w:right w:val="single" w:sz="8" w:space="0" w:color="7F7F7F"/>
-        </w:tblBorders>
-      </w:tblPr>
-      <w:tblGrid>
-        <w:gridCol w:w="9000"/>
-      </w:tblGrid>
-      <w:tr>
-        <w:tc>
-          <w:tcPr>
-            <w:tcW w:w="9000" w:type="dxa"/>
-            <w:shd w:val="clear" w:color="auto" w:fill="EDEDED"/>
-          </w:tcPr>
-          <w:p>
-            <w:pPr>
-              <w:jc w:val="both"/>
-              <w:rPr>
-                <w:rFonts w:ascii="Times New Roman" w:hAnsi="Times New Roman" w:cs="Times New Roman"/>
-                <w:lang w:val="tr-TR"/>
-              </w:rPr>
-            </w:pPr>
-            <w:r>
-              <w:rPr>
-                <w:rFonts w:ascii="Times New Roman" w:hAnsi="Times New Roman" w:cs="Times New Roman"/>
-                <w:lang w:val="tr-TR"/>
-              </w:rPr>
-              <w:t xml:space="preserve">GÖRSEL ALANI (Shutterstock)</w:t>
-            </w:r>
-          </w:p>
-          <w:p>
-            <w:pPr>
-              <w:jc w:val="both"/>
-              <w:rPr>
-                <w:rFonts w:ascii="Times New Roman" w:hAnsi="Times New Roman" w:cs="Times New Roman"/>
-                <w:lang w:val="tr-TR"/>
-              </w:rPr>
-            </w:pPr>
-            <w:r>
-              <w:rPr>
-                <w:rFonts w:ascii="Times New Roman" w:hAnsi="Times New Roman" w:cs="Times New Roman"/>
-                <w:lang w:val="tr-TR"/>
-              </w:rPr>
-              <w:t xml:space="preserve">Tarif: Pembe ve mavi kobalt klorür çözeltisi içeren deney tüpleri yan yana; mümkünse vektörel çizim.</w:t>
-            </w:r>
-          </w:p>
-          <w:p>
-            <w:pPr>
-              <w:jc w:val="both"/>
-              <w:rPr>
-                <w:rFonts w:ascii="Times New Roman" w:hAnsi="Times New Roman" w:cs="Times New Roman"/>
-                <w:lang w:val="tr-TR"/>
-              </w:rPr>
-            </w:pPr>
-            <w:r>
-              <w:rPr>
-                <w:rFonts w:ascii="Times New Roman" w:hAnsi="Times New Roman" w:cs="Times New Roman"/>
-                <w:lang w:val="tr-TR"/>
-              </w:rPr>
-              <w:t xml:space="preserve">Shutter ID: 2641684673 (vektör) — Test tubes set with colored liquid chemical reagents (renkler pembe/mavi olarak düzenlenecek)</w:t>
-            </w:r>
-          </w:p>
-        </w:tc>
-      </w:tr>
-    </w:tbl>
+      </w:pPr>
+      <w:r>
+        <w:drawing>
+          <wp:inline xmlns:a="http://schemas.openxmlformats.org/drawingml/2006/main" xmlns:pic="http://schemas.openxmlformats.org/drawingml/2006/picture">
+            <wp:extent cx="5040000" cy="2274720"/>
+            <wp:docPr id="1" name="Picture 1"/>
+            <wp:cNvGraphicFramePr>
+              <a:graphicFrameLocks noChangeAspect="1"/>
+            </wp:cNvGraphicFramePr>
+            <a:graphic>
+              <a:graphicData uri="http://schemas.openxmlformats.org/drawingml/2006/picture">
+                <pic:pic>
+                  <pic:nvPicPr>
+                    <pic:cNvPr id="0" name="2641684673_d.jpg"/>
+                    <pic:cNvPicPr/>
+                  </pic:nvPicPr>
+                  <pic:blipFill>
+                    <a:blip r:embed="rId11"/>
+                    <a:stretch>
+                      <a:fillRect/>
+                    </a:stretch>
+                  </pic:blipFill>
+                  <pic:spPr>
+                    <a:xfrm>
+                      <a:off x="0" y="0"/>
+                      <a:ext cx="5040000" cy="2274720"/>
+                    </a:xfrm>
+                    <a:prstGeom prst="rect"/>
+                  </pic:spPr>
+                </pic:pic>
+              </a:graphicData>
+            </a:graphic>
+          </wp:inline>
+        </w:drawing>
+      </w:r>
+    </w:p>
     <w:p>
       <w:pPr>
-        <w:jc w:val="both"/>
-        <w:rPr>
-          <w:rFonts w:ascii="Times New Roman" w:hAnsi="Times New Roman" w:cs="Times New Roman"/>
-          <w:lang w:val="tr-TR"/>
-        </w:rPr>
-      </w:pPr>
+        <w:jc w:val="center"/>
+      </w:pPr>
+      <w:r>
+        <w:rPr>
+          <w:rFonts w:ascii="Times New Roman" w:hAnsi="Times New Roman" w:cs="Times New Roman"/>
+          <w:b/>
+          <w:bCs/>
+          <w:highlight w:val="yellow"/>
+          <w:lang w:val="tr-TR"/>
+        </w:rPr>
+        <w:t xml:space="preserve">Shutter id: 2641684673</w:t>
+      </w:r>
     </w:p>
     <w:p>
       <w:pPr>
